--- a/ky/wisdom-stories/donkeys-law.docx
+++ b/ky/wisdom-stories/donkeys-law.docx
@@ -165,7 +165,7 @@
           <w:sz w:val="22"/>
           <w:lang w:val="ky-KG"/>
         </w:rPr>
-        <w:t>Сабак: Акылга сыйбаган буйрук эл унчукпай баш ийгенде күч алат. «Мунун жөнү кандай?» деп суроодон тартынба.</w:t>
+        <w:t>Сабак: Акылга сыйбаган мыйзамды кармап турган аны чыгаргандын күчү эмес, баш ийгендердин унчукпастыгы. Буйруктун артында дайыма акылмандык турбайт, кээде жөн гана эшектик турат. Суроодон тартынба: жоопсуз суроо эң эски сандыракты да мыйзамга айлантат.</w:t>
       </w:r>
     </w:p>
     <w:p>
@@ -184,7 +184,7 @@
           <w:sz w:val="18"/>
           <w:lang w:val="ky-KG"/>
         </w:rPr>
-        <w:t>Окуя ачык интернет булактарынан алынды.</w:t>
+        <w:t>Аңгемелер ачык интернет булактарынан алынган, иллюстрациялар болсо ЖИ менен түзүлгөн.</w:t>
       </w:r>
     </w:p>
     <w:sectPr>

--- a/ky/wisdom-stories/donkeys-law.docx
+++ b/ky/wisdom-stories/donkeys-law.docx
@@ -3,190 +3,91 @@
 <w:document xmlns:wpc="http://schemas.microsoft.com/office/word/2010/wordprocessingCanvas" xmlns:cx="http://schemas.microsoft.com/office/drawing/2014/chartex" xmlns:cx1="http://schemas.microsoft.com/office/drawing/2015/9/8/chartex" xmlns:cx2="http://schemas.microsoft.com/office/drawing/2015/10/21/chartex" xmlns:cx3="http://schemas.microsoft.com/office/drawing/2016/5/9/chartex" xmlns:cx4="http://schemas.microsoft.com/office/drawing/2016/5/10/chartex" xmlns:cx5="http://schemas.microsoft.com/office/drawing/2016/5/11/chartex" xmlns:cx6="http://schemas.microsoft.com/office/drawing/2016/5/12/chartex" xmlns:cx7="http://schemas.microsoft.com/office/drawing/2016/5/13/chartex" xmlns:cx8="http://schemas.microsoft.com/office/drawing/2016/5/14/chartex" xmlns:mc="http://schemas.openxmlformats.org/markup-compatibility/2006" xmlns:aink="http://schemas.microsoft.com/office/drawing/2016/ink" xmlns:am3d="http://schemas.microsoft.com/office/drawing/2017/model3d" xmlns:o="urn:schemas-microsoft-com:office:office" xmlns:oel="http://schemas.microsoft.com/office/2019/extlst" xmlns:r="http://schemas.openxmlformats.org/officeDocument/2006/relationships" xmlns:m="http://schemas.openxmlformats.org/officeDocument/2006/math" xmlns:v="urn:schemas-microsoft-com:vml" xmlns:wp14="http://schemas.microsoft.com/office/word/2010/wordprocessingDrawing" xmlns:wp="http://schemas.openxmlformats.org/drawingml/2006/wordprocessingDrawing" xmlns:w10="urn:schemas-microsoft-com:office:word" xmlns:w="http://schemas.openxmlformats.org/wordprocessingml/2006/main" xmlns:w14="http://schemas.microsoft.com/office/word/2010/wordml" xmlns:w15="http://schemas.microsoft.com/office/word/2012/wordml" xmlns:w16cex="http://schemas.microsoft.com/office/word/2018/wordml/cex" xmlns:w16cid="http://schemas.microsoft.com/office/word/2016/wordml/cid" xmlns:w16="http://schemas.microsoft.com/office/word/2018/wordml" xmlns:w16du="http://schemas.microsoft.com/office/word/2023/wordml/word16du" xmlns:w16sdtdh="http://schemas.microsoft.com/office/word/2020/wordml/sdtdatahash" xmlns:w16sdtfl="http://schemas.microsoft.com/office/word/2024/wordml/sdtformatlock" xmlns:w16se="http://schemas.microsoft.com/office/word/2015/wordml/symex" xmlns:wpg="http://schemas.microsoft.com/office/word/2010/wordprocessingGroup" xmlns:wpi="http://schemas.microsoft.com/office/word/2010/wordprocessingInk" xmlns:wne="http://schemas.microsoft.com/office/word/2006/wordml" xmlns:wps="http://schemas.microsoft.com/office/word/2010/wordprocessingShape" mc:Ignorable="w14 w15 w16se w16cid w16 w16cex w16sdtdh w16sdtfl w16du wp14">
   <w:body>
     <w:p>
-      <w:pPr>
-        <w:pStyle w:val="Title"/>
-        <w:keepNext/>
-        <w:keepLines w:val="0"/>
-        <w:pageBreakBefore w:val="0"/>
-        <w:widowControl/>
-        <w:spacing w:line="269" w:lineRule="auto" w:after="180" w:before="0"/>
-      </w:pPr>
-      <w:bookmarkStart w:id="10040" w:name="Story_41"/>
       <w:r>
         <w:rPr>
-          <w:rFonts w:ascii="Arial" w:hAnsi="Arial"/>
           <w:b/>
-          <w:color w:val="000000"/>
-          <w:sz w:val="34"/>
-          <w:lang w:val="ky-KG"/>
+          <w:bCs/>
         </w:rPr>
         <w:t>Эшектин мыйзамы</w:t>
       </w:r>
-      <w:bookmarkEnd w:id="10040"/>
     </w:p>
     <w:p>
-      <w:pPr>
-        <w:keepNext w:val="0"/>
-        <w:keepLines w:val="0"/>
-        <w:pageBreakBefore w:val="0"/>
-        <w:widowControl/>
-        <w:spacing w:line="269" w:lineRule="auto" w:after="120" w:before="0"/>
-      </w:pPr>
       <w:r>
-        <w:rPr>
-          <w:rFonts w:ascii="Arial" w:hAnsi="Arial"/>
-          <w:color w:val="000000"/>
-          <w:sz w:val="22"/>
-          <w:lang w:val="ky-KG"/>
-        </w:rPr>
-        <w:t>Бир күнү эшек токойдун падышасы болот. Бир нече күндөн кийин мыйзам чыгарат: баары кечки саат алтыда уктап, таңкы саат алтыда ойгонууга тийиш. Он эки саат бою токойдо толук тынчтык өкүм сүрүп, мыйзамды бузган жаныбар жазаланмак.</w:t>
+        <w:t>Бир күнү эшек токойго падыша болду. Такка отургандан бир нече күн өтүп, буйрук чыгарды:</w:t>
       </w:r>
     </w:p>
     <w:p>
-      <w:pPr>
-        <w:keepNext w:val="0"/>
-        <w:keepLines w:val="0"/>
-        <w:pageBreakBefore w:val="0"/>
-        <w:widowControl/>
-        <w:spacing w:line="269" w:lineRule="auto" w:after="120" w:before="0"/>
-      </w:pPr>
       <w:r>
-        <w:rPr>
-          <w:rFonts w:ascii="Arial" w:hAnsi="Arial"/>
-          <w:color w:val="000000"/>
-          <w:sz w:val="22"/>
-          <w:lang w:val="ky-KG"/>
-        </w:rPr>
-        <w:t>Ошентип, бир топ убакыт бою токойдо үн-сөз чыкпай калат.</w:t>
+        <w:t>— Баары кечки саат алтыда уктап, эртең мененки алтыда ойгонсун. Ушул он эки саатта токойдо бир да үн угулбасын. Мыйзамды бузган жазаланат!</w:t>
       </w:r>
     </w:p>
     <w:p>
-      <w:pPr>
-        <w:keepNext w:val="0"/>
-        <w:keepLines w:val="0"/>
-        <w:pageBreakBefore w:val="0"/>
-        <w:widowControl/>
-        <w:spacing w:line="269" w:lineRule="auto" w:after="120" w:before="0"/>
-      </w:pPr>
       <w:r>
-        <w:rPr>
-          <w:rFonts w:ascii="Arial" w:hAnsi="Arial"/>
-          <w:color w:val="000000"/>
-          <w:sz w:val="22"/>
-          <w:lang w:val="ky-KG"/>
-        </w:rPr>
-        <w:t>Бир күнү короз таңкы саат беште ойгонуп, кыйкыра баштайт. Токойдо ызы-чуу түшөт. Дароо сот болуп, эшектин өкүмү менен короз өлүм жазасына тартылат. Ошол күндөн кийин падышадан корккон эч ким мыйзамга каршы чыкпайт.</w:t>
+        <w:t>Жаныбарлар таң калышса да, каршы сүйлөшкөн жок. Кеч кирери менен токой жымжырт боло баштады.</w:t>
       </w:r>
     </w:p>
     <w:p>
-      <w:pPr>
-        <w:keepNext w:val="0"/>
-        <w:keepLines w:val="0"/>
-        <w:pageBreakBefore w:val="0"/>
-        <w:widowControl/>
-        <w:spacing w:line="269" w:lineRule="auto" w:after="120" w:before="0"/>
-      </w:pPr>
       <w:r>
-        <w:rPr>
-          <w:rFonts w:ascii="Arial" w:hAnsi="Arial"/>
-          <w:color w:val="000000"/>
-          <w:sz w:val="22"/>
-          <w:lang w:val="ky-KG"/>
-        </w:rPr>
-        <w:t>Жылдар өтүп, эшек карып, алдан-күчтөн тайыйт. Токойдун бир бурчуна барып, өлүмүн күтүп калат. Арстан анын жанына келип, ал-жайын сурагандан кийин мындай дейт:</w:t>
+        <w:t>Бир күнү эртең менен короз саат беште кыйкырды. Токойдо ызы-чуу чыкты. Корозду дароо сотко беришип, падышанын буйругу менен өлүм жазасына тартышты.</w:t>
       </w:r>
     </w:p>
     <w:p>
-      <w:pPr>
-        <w:keepNext w:val="0"/>
-        <w:keepLines w:val="0"/>
-        <w:pageBreakBefore w:val="0"/>
-        <w:widowControl/>
-        <w:spacing w:line="269" w:lineRule="auto" w:after="120" w:before="0"/>
-      </w:pPr>
       <w:r>
-        <w:rPr>
-          <w:rFonts w:ascii="Arial" w:hAnsi="Arial"/>
-          <w:color w:val="000000"/>
-          <w:sz w:val="22"/>
-          <w:lang w:val="ky-KG"/>
-        </w:rPr>
-        <w:t>— Сен эми акыркы күндөрүңдү жашап жатасың. Билгибиз келет: кечки саат алтыда уктап, таңкы саат алтыда турууну буйруган мыйзамыңдын сыры эмнеде эле? Биз аны жокко чыгаруу үчүн нечен ирет көтөрүлгүбүз келди, бирок токойдогу тартип бузулуп кетпесин деп кармандык. «Бул мыйзамда биз түшүнбөгөн бир даанышмандык бар го», — деп ойлодук.</w:t>
+        <w:t>Ошондон кийин эч ким мыйзамды бузууга батынган жок. Баары жашоосун эшек белгилеген убакытка ылайыкташтырды.</w:t>
       </w:r>
     </w:p>
     <w:p>
-      <w:pPr>
-        <w:keepNext w:val="0"/>
-        <w:keepLines w:val="0"/>
-        <w:pageBreakBefore w:val="0"/>
-        <w:widowControl/>
-        <w:spacing w:line="269" w:lineRule="auto" w:after="120" w:before="0"/>
-      </w:pPr>
       <w:r>
-        <w:rPr>
-          <w:rFonts w:ascii="Arial" w:hAnsi="Arial"/>
-          <w:color w:val="000000"/>
-          <w:sz w:val="22"/>
-          <w:lang w:val="ky-KG"/>
-        </w:rPr>
-        <w:t>Эшек жылмайып жооп берет:</w:t>
+        <w:t>Жылдар өттү. Эшек карып, алдан тайды. Өмүрүнүн акыркы күндөрүндө арстан аны көргөнү келди. Ал-жайын сурагандан кийин мындай деди:</w:t>
       </w:r>
     </w:p>
     <w:p>
-      <w:pPr>
-        <w:keepNext/>
-        <w:keepLines w:val="0"/>
-        <w:pageBreakBefore w:val="0"/>
-        <w:widowControl/>
-        <w:spacing w:line="269" w:lineRule="auto" w:after="120" w:before="0"/>
-      </w:pPr>
       <w:r>
-        <w:rPr>
-          <w:rFonts w:ascii="Arial" w:hAnsi="Arial"/>
-          <w:color w:val="000000"/>
-          <w:sz w:val="22"/>
-          <w:lang w:val="ky-KG"/>
-        </w:rPr>
-        <w:t>— Чынын айтсам, мен да көп жылдан бери ушуга таң калам: эшектик кылып чыгарган ушул мыйзамыма токойдун жапайы жаныбарлары эмнеге кой сыяктуу баш ийишти экен?</w:t>
+        <w:t>— Көп жылдан бери бир суроо бизге тынчтык бербейт. Баарын кечки алтыдан эртең мененки алтыга чейин уктаткан мыйзамыңда кандай акылмандык бар эле? Ага каршы чыгалы деп далай жолу ойлодук. Бирок токойдогу тартип бузулат деп корктук. Сен билген, биз түшүнбөгөн бир нерсе бар го дедик.</w:t>
       </w:r>
     </w:p>
     <w:p>
-      <w:pPr>
-        <w:keepNext w:val="0"/>
-        <w:keepLines w:val="0"/>
-        <w:pageBreakBefore w:val="0"/>
-        <w:widowControl/>
-        <w:spacing w:line="269" w:lineRule="auto" w:after="120" w:before="0"/>
-      </w:pPr>
       <w:r>
-        <w:rPr>
-          <w:rFonts w:ascii="Arial" w:hAnsi="Arial"/>
-          <w:color w:val="000000"/>
-          <w:sz w:val="22"/>
-          <w:lang w:val="ky-KG"/>
-        </w:rPr>
-        <w:t>Сабак: Акылга сыйбаган мыйзамды кармап турган аны чыгаргандын күчү эмес, баш ийгендердин унчукпастыгы. Буйруктун артында дайыма акылмандык турбайт, кээде жөн гана эшектик турат. Суроодон тартынба: жоопсуз суроо эң эски сандыракты да мыйзамга айлантат.</w:t>
+        <w:t>Эшек ачуу жылмайды:</w:t>
       </w:r>
     </w:p>
     <w:p>
-      <w:pPr>
-        <w:keepNext w:val="0"/>
-        <w:keepLines w:val="0"/>
-        <w:pageBreakBefore w:val="0"/>
-        <w:widowControl/>
-        <w:spacing w:line="269" w:lineRule="auto" w:after="160" w:before="0"/>
-      </w:pPr>
+      <w:r>
+        <w:t>— Анда эч кандай акылмандык жок болчу. Ал мыйзамды өзүмдүн эшектигимден чыгаргам. Мени таң калтырганы — силердин ушунча жыл менин акылсыздыгымдан акылмандык издегениңер.</w:t>
+      </w:r>
+    </w:p>
+    <w:p>
+      <w:r>
+        <w:t>Арстан унчукпай калды. Эшек сөзүн улады:</w:t>
+      </w:r>
+    </w:p>
+    <w:p>
+      <w:r>
+        <w:t>— Адегенде менден корктуңар. Анан көнүп калдыңар. Акыры башкача жашоого болорун унуттуңар.</w:t>
+      </w:r>
+    </w:p>
+    <w:p>
       <w:r>
         <w:rPr>
-          <w:rFonts w:ascii="Arial" w:hAnsi="Arial"/>
-          <w:i/>
-          <w:color w:val="000000"/>
-          <w:sz w:val="18"/>
-          <w:lang w:val="ky-KG"/>
+          <w:b/>
+          <w:bCs/>
         </w:rPr>
-        <w:t>Аңгемелер ачык интернет булактарынан алынган, иллюстрациялар болсо ЖИ менен түзүлгөн.</w:t>
+        <w:t>Сабак:</w:t>
+      </w:r>
+      <w:r>
+        <w:t xml:space="preserve"> Ар бир буйруктун артында акылмандык, ар бир эски эреженин артында жүйөлүү себеп боло бербейт. Корккондон кабыл алынган эреже бара-бара адатка, ал эми адат эч ким шек санабаган чындыкка айланышы мүмкүн. «Бул эреже эмне үчүн керек?» деп суроону унутпа.</w:t>
       </w:r>
     </w:p>
+    <w:p>
+      <w:r>
+        <w:rPr>
+          <w:i/>
+          <w:iCs/>
+        </w:rPr>
+        <w:t>Аңгемелер интернеттен чогултулуп, жасалма интеллекттин жардамы менен иштелип чыккан. Бардык сүрөттөр жасалма интеллект аркылуу түзүлгөн.</w:t>
+      </w:r>
+    </w:p>
+    <w:p/>
     <w:sectPr>
       <w:headerReference w:type="even" r:id="rId7"/>
       <w:headerReference w:type="default" r:id="rId8"/>
@@ -1017,7 +918,6 @@
     </w:pPr>
     <w:rPr>
       <w:rFonts w:asciiTheme="majorHAnsi" w:eastAsiaTheme="majorEastAsia" w:hAnsiTheme="majorHAnsi" w:cstheme="majorBidi"/>
-      <w:color w:val="000000"/>
       <w:sz w:val="40"/>
       <w:szCs w:val="40"/>
     </w:rPr>
@@ -1039,7 +939,6 @@
     </w:pPr>
     <w:rPr>
       <w:rFonts w:asciiTheme="majorHAnsi" w:eastAsiaTheme="majorEastAsia" w:hAnsiTheme="majorHAnsi" w:cstheme="majorBidi"/>
-      <w:color w:val="000000"/>
       <w:sz w:val="32"/>
       <w:szCs w:val="32"/>
     </w:rPr>
@@ -1062,7 +961,6 @@
     </w:pPr>
     <w:rPr>
       <w:rFonts w:eastAsiaTheme="majorEastAsia" w:cstheme="majorBidi"/>
-      <w:color w:val="000000"/>
       <w:sz w:val="28"/>
       <w:szCs w:val="28"/>
     </w:rPr>
@@ -1087,7 +985,6 @@
       <w:rFonts w:eastAsiaTheme="majorEastAsia" w:cstheme="majorBidi"/>
       <w:i/>
       <w:iCs/>
-      <w:color w:val="000000"/>
     </w:rPr>
   </w:style>
   <w:style w:type="paragraph" w:styleId="Heading5">
@@ -1108,7 +1005,6 @@
     </w:pPr>
     <w:rPr>
       <w:rFonts w:eastAsiaTheme="majorEastAsia" w:cstheme="majorBidi"/>
-      <w:color w:val="000000"/>
     </w:rPr>
   </w:style>
   <w:style w:type="paragraph" w:styleId="Heading6">
@@ -1131,7 +1027,6 @@
       <w:rFonts w:eastAsiaTheme="majorEastAsia" w:cstheme="majorBidi"/>
       <w:i/>
       <w:iCs/>
-      <w:color w:val="000000"/>
     </w:rPr>
   </w:style>
   <w:style w:type="paragraph" w:styleId="Heading7">
@@ -1152,7 +1047,6 @@
     </w:pPr>
     <w:rPr>
       <w:rFonts w:eastAsiaTheme="majorEastAsia" w:cstheme="majorBidi"/>
-      <w:color w:val="000000"/>
     </w:rPr>
   </w:style>
   <w:style w:type="paragraph" w:styleId="Heading8">
@@ -1175,7 +1069,6 @@
       <w:rFonts w:eastAsiaTheme="majorEastAsia" w:cstheme="majorBidi"/>
       <w:i/>
       <w:iCs/>
-      <w:color w:val="000000"/>
     </w:rPr>
   </w:style>
   <w:style w:type="paragraph" w:styleId="Heading9">
@@ -1196,13 +1089,11 @@
     </w:pPr>
     <w:rPr>
       <w:rFonts w:eastAsiaTheme="majorEastAsia" w:cstheme="majorBidi"/>
-      <w:color w:val="000000"/>
     </w:rPr>
   </w:style>
   <w:style w:type="character" w:default="1" w:styleId="DefaultParagraphFont">
     <w:name w:val="Default Paragraph Font"/>
     <w:uiPriority w:val="1"/>
-    <w:semiHidden/>
     <w:unhideWhenUsed/>
   </w:style>
   <w:style w:type="table" w:default="1" w:styleId="TableNormal">
@@ -1358,7 +1249,6 @@
     </w:pPr>
     <w:rPr>
       <w:rFonts w:asciiTheme="majorHAnsi" w:eastAsiaTheme="majorEastAsia" w:hAnsiTheme="majorHAnsi" w:cstheme="majorBidi"/>
-      <w:color w:val="000000"/>
       <w:spacing w:val="-10"/>
       <w:kern w:val="28"/>
       <w:sz w:val="56"/>
@@ -1394,7 +1284,6 @@
     </w:pPr>
     <w:rPr>
       <w:rFonts w:eastAsiaTheme="majorEastAsia" w:cstheme="majorBidi"/>
-      <w:color w:val="000000"/>
       <w:spacing w:val="15"/>
       <w:sz w:val="28"/>
       <w:szCs w:val="28"/>
@@ -1429,7 +1318,6 @@
     <w:rPr>
       <w:i/>
       <w:iCs/>
-      <w:color w:val="000000"/>
     </w:rPr>
   </w:style>
   <w:style w:type="character" w:customStyle="1" w:styleId="QuoteChar">
@@ -1454,9 +1342,6 @@
       <w:ind w:left="720"/>
       <w:contextualSpacing/>
     </w:pPr>
-    <w:rPr>
-      <w:color w:val="000000"/>
-    </w:rPr>
   </w:style>
   <w:style w:type="character" w:styleId="IntenseEmphasis">
     <w:name w:val="Intense Emphasis"/>
@@ -1486,7 +1371,6 @@
     <w:rPr>
       <w:i/>
       <w:iCs/>
-      <w:color w:val="000000"/>
     </w:rPr>
   </w:style>
   <w:style w:type="character" w:customStyle="1" w:styleId="IntenseQuoteChar">
@@ -1526,9 +1410,6 @@
     <w:pPr>
       <w:spacing w:after="100"/>
     </w:pPr>
-    <w:rPr>
-      <w:color w:val="000000"/>
-    </w:rPr>
   </w:style>
   <w:style w:type="paragraph" w:customStyle="1" w:styleId="Moral">
     <w:name w:val="Moral"/>
@@ -1540,7 +1421,6 @@
     <w:rPr>
       <w:rFonts w:ascii="Arial" w:eastAsia="Arial" w:hAnsi="Arial"/>
       <w:i/>
-      <w:color w:val="000000"/>
       <w:kern w:val="0"/>
       <w:sz w:val="22"/>
       <w:szCs w:val="22"/>
@@ -1562,9 +1442,6 @@
       </w:tabs>
       <w:spacing w:after="0" w:line="240" w:lineRule="auto"/>
     </w:pPr>
-    <w:rPr>
-      <w:color w:val="000000"/>
-    </w:rPr>
   </w:style>
   <w:style w:type="character" w:customStyle="1" w:styleId="HeaderChar">
     <w:name w:val="Header Char"/>
@@ -1587,9 +1464,6 @@
       </w:tabs>
       <w:spacing w:after="0" w:line="240" w:lineRule="auto"/>
     </w:pPr>
-    <w:rPr>
-      <w:color w:val="000000"/>
-    </w:rPr>
   </w:style>
   <w:style w:type="character" w:customStyle="1" w:styleId="FooterChar">
     <w:name w:val="Footer Char"/>
@@ -1612,7 +1486,6 @@
     </w:pPr>
     <w:rPr>
       <w:rFonts w:eastAsiaTheme="minorEastAsia"/>
-      <w:color w:val="000000"/>
     </w:rPr>
   </w:style>
   <w:style w:type="paragraph" w:styleId="TOC3">
@@ -1629,7 +1502,6 @@
     </w:pPr>
     <w:rPr>
       <w:rFonts w:eastAsiaTheme="minorEastAsia"/>
-      <w:color w:val="000000"/>
     </w:rPr>
   </w:style>
   <w:style w:type="paragraph" w:styleId="TOC4">
@@ -1646,7 +1518,6 @@
     </w:pPr>
     <w:rPr>
       <w:rFonts w:eastAsiaTheme="minorEastAsia"/>
-      <w:color w:val="000000"/>
     </w:rPr>
   </w:style>
   <w:style w:type="paragraph" w:styleId="TOC5">
@@ -1663,7 +1534,6 @@
     </w:pPr>
     <w:rPr>
       <w:rFonts w:eastAsiaTheme="minorEastAsia"/>
-      <w:color w:val="000000"/>
     </w:rPr>
   </w:style>
   <w:style w:type="paragraph" w:styleId="TOC6">
@@ -1680,7 +1550,6 @@
     </w:pPr>
     <w:rPr>
       <w:rFonts w:eastAsiaTheme="minorEastAsia"/>
-      <w:color w:val="000000"/>
     </w:rPr>
   </w:style>
   <w:style w:type="paragraph" w:styleId="TOC7">
@@ -1697,7 +1566,6 @@
     </w:pPr>
     <w:rPr>
       <w:rFonts w:eastAsiaTheme="minorEastAsia"/>
-      <w:color w:val="000000"/>
     </w:rPr>
   </w:style>
   <w:style w:type="paragraph" w:styleId="TOC8">
@@ -1714,7 +1582,6 @@
     </w:pPr>
     <w:rPr>
       <w:rFonts w:eastAsiaTheme="minorEastAsia"/>
-      <w:color w:val="000000"/>
     </w:rPr>
   </w:style>
   <w:style w:type="paragraph" w:styleId="TOC9">
@@ -1731,7 +1598,6 @@
     </w:pPr>
     <w:rPr>
       <w:rFonts w:eastAsiaTheme="minorEastAsia"/>
-      <w:color w:val="000000"/>
     </w:rPr>
   </w:style>
   <w:style w:type="paragraph" w:styleId="TOCHeading">
@@ -1747,7 +1613,6 @@
       <w:outlineLvl w:val="9"/>
     </w:pPr>
     <w:rPr>
-      <w:color w:val="000000"/>
       <w:kern w:val="0"/>
       <w:sz w:val="32"/>
       <w:szCs w:val="32"/>
